--- a/public/docs/generic-business-plan.docx
+++ b/public/docs/generic-business-plan.docx
@@ -30589,7 +30589,7 @@
         <w:sz w:val="14"/>
         <w:szCs w:val="14"/>
       </w:rPr>
-      <w:t>Swift Designz Investments CC  |  NYDF Business Plan 2026</w:t>
+      <w:t>Swift Designz Investments CC  |  Business Plan 2026</w:t>
     </w:r>
   </w:p>
 </w:hdr>
